--- a/teslim/250184009_Hasan_Inciler_Rapor.docx
+++ b/teslim/250184009_Hasan_Inciler_Rapor.docx
@@ -427,7 +427,7 @@
         <w:tab/>
       </w:r>
       <w:r>
-        <w:t xml:space="preserve">: 24</w:t>
+        <w:t xml:space="preserve">: 25</w:t>
       </w:r>
     </w:p>
     <w:p>
@@ -950,7 +950,7 @@
           <w:b/>
           <w:bCs/>
         </w:rPr>
-        <w:t xml:space="preserve">2</w:t>
+        <w:t xml:space="preserve">3</w:t>
       </w:r>
     </w:p>
     <w:p>
@@ -980,7 +980,7 @@
           <w:b w:val="false"/>
           <w:bCs w:val="false"/>
         </w:rPr>
-        <w:t xml:space="preserve">2</w:t>
+        <w:t xml:space="preserve">3</w:t>
       </w:r>
     </w:p>
     <w:p>
@@ -1010,7 +1010,7 @@
           <w:b w:val="false"/>
           <w:bCs w:val="false"/>
         </w:rPr>
-        <w:t xml:space="preserve">2</w:t>
+        <w:t xml:space="preserve">3</w:t>
       </w:r>
     </w:p>
     <w:p>
@@ -1040,7 +1040,7 @@
           <w:b w:val="false"/>
           <w:bCs w:val="false"/>
         </w:rPr>
-        <w:t xml:space="preserve">3</w:t>
+        <w:t xml:space="preserve">4</w:t>
       </w:r>
     </w:p>
     <w:p>
@@ -1070,7 +1070,7 @@
           <w:b w:val="false"/>
           <w:bCs w:val="false"/>
         </w:rPr>
-        <w:t xml:space="preserve">3</w:t>
+        <w:t xml:space="preserve">4</w:t>
       </w:r>
     </w:p>
     <w:p>
@@ -1100,7 +1100,7 @@
           <w:b w:val="false"/>
           <w:bCs w:val="false"/>
         </w:rPr>
-        <w:t xml:space="preserve">4</w:t>
+        <w:t xml:space="preserve">5</w:t>
       </w:r>
     </w:p>
     <w:p>
@@ -1130,7 +1130,7 @@
           <w:b w:val="false"/>
           <w:bCs w:val="false"/>
         </w:rPr>
-        <w:t xml:space="preserve">4</w:t>
+        <w:t xml:space="preserve">5</w:t>
       </w:r>
     </w:p>
     <w:p>
@@ -1180,7 +1180,7 @@
           <w:b/>
           <w:bCs/>
         </w:rPr>
-        <w:t xml:space="preserve">6</w:t>
+        <w:t xml:space="preserve">7</w:t>
       </w:r>
     </w:p>
     <w:p>
@@ -1210,7 +1210,7 @@
           <w:b w:val="false"/>
           <w:bCs w:val="false"/>
         </w:rPr>
-        <w:t xml:space="preserve">6</w:t>
+        <w:t xml:space="preserve">7</w:t>
       </w:r>
     </w:p>
     <w:p>
@@ -1240,7 +1240,7 @@
           <w:b w:val="false"/>
           <w:bCs w:val="false"/>
         </w:rPr>
-        <w:t xml:space="preserve">6</w:t>
+        <w:t xml:space="preserve">7</w:t>
       </w:r>
     </w:p>
     <w:p>
@@ -1270,7 +1270,7 @@
           <w:b w:val="false"/>
           <w:bCs w:val="false"/>
         </w:rPr>
-        <w:t xml:space="preserve">8</w:t>
+        <w:t xml:space="preserve">9</w:t>
       </w:r>
     </w:p>
     <w:p>
@@ -1300,7 +1300,7 @@
           <w:b w:val="false"/>
           <w:bCs w:val="false"/>
         </w:rPr>
-        <w:t xml:space="preserve">8</w:t>
+        <w:t xml:space="preserve">9</w:t>
       </w:r>
     </w:p>
     <w:p>
@@ -1330,7 +1330,7 @@
           <w:b w:val="false"/>
           <w:bCs w:val="false"/>
         </w:rPr>
-        <w:t xml:space="preserve">9</w:t>
+        <w:t xml:space="preserve">10</w:t>
       </w:r>
     </w:p>
     <w:p>
@@ -1380,7 +1380,7 @@
           <w:b/>
           <w:bCs/>
         </w:rPr>
-        <w:t xml:space="preserve">13</w:t>
+        <w:t xml:space="preserve">14</w:t>
       </w:r>
     </w:p>
     <w:p>
@@ -1410,7 +1410,7 @@
           <w:b w:val="false"/>
           <w:bCs w:val="false"/>
         </w:rPr>
-        <w:t xml:space="preserve">13</w:t>
+        <w:t xml:space="preserve">14</w:t>
       </w:r>
     </w:p>
     <w:p>
@@ -1440,7 +1440,7 @@
           <w:b w:val="false"/>
           <w:bCs w:val="false"/>
         </w:rPr>
-        <w:t xml:space="preserve">14</w:t>
+        <w:t xml:space="preserve">15</w:t>
       </w:r>
     </w:p>
     <w:p>
@@ -1478,7 +1478,7 @@
           <w:b w:val="false"/>
           <w:bCs w:val="false"/>
         </w:rPr>
-        <w:t xml:space="preserve">15</w:t>
+        <w:t xml:space="preserve">16</w:t>
       </w:r>
     </w:p>
     <w:p>
@@ -1508,7 +1508,7 @@
           <w:b w:val="false"/>
           <w:bCs w:val="false"/>
         </w:rPr>
-        <w:t xml:space="preserve">16</w:t>
+        <w:t xml:space="preserve">17</w:t>
       </w:r>
     </w:p>
     <w:p>
@@ -1565,7 +1565,7 @@
           <w:b w:val="false"/>
           <w:bCs w:val="false"/>
         </w:rPr>
-        <w:t xml:space="preserve">7</w:t>
+        <w:t xml:space="preserve">8</w:t>
       </w:r>
     </w:p>
     <w:p>
@@ -1595,7 +1595,7 @@
           <w:b w:val="false"/>
           <w:bCs w:val="false"/>
         </w:rPr>
-        <w:t xml:space="preserve">9</w:t>
+        <w:t xml:space="preserve">10</w:t>
       </w:r>
     </w:p>
     <w:p>
@@ -1625,7 +1625,7 @@
           <w:b w:val="false"/>
           <w:bCs w:val="false"/>
         </w:rPr>
-        <w:t xml:space="preserve">10</w:t>
+        <w:t xml:space="preserve">11</w:t>
       </w:r>
     </w:p>
     <w:p>
@@ -1655,7 +1655,7 @@
           <w:b w:val="false"/>
           <w:bCs w:val="false"/>
         </w:rPr>
-        <w:t xml:space="preserve">11</w:t>
+        <w:t xml:space="preserve">12</w:t>
       </w:r>
     </w:p>
     <w:p>
@@ -1685,7 +1685,7 @@
           <w:b w:val="false"/>
           <w:bCs w:val="false"/>
         </w:rPr>
-        <w:t xml:space="preserve">12</w:t>
+        <w:t xml:space="preserve">13</w:t>
       </w:r>
     </w:p>
     <w:p>
@@ -1753,7 +1753,7 @@
           <w:b w:val="false"/>
           <w:bCs w:val="false"/>
         </w:rPr>
-        <w:t xml:space="preserve">6</w:t>
+        <w:t xml:space="preserve">7</w:t>
       </w:r>
     </w:p>
     <w:p>
@@ -1783,7 +1783,7 @@
           <w:b w:val="false"/>
           <w:bCs w:val="false"/>
         </w:rPr>
-        <w:t xml:space="preserve">7</w:t>
+        <w:t xml:space="preserve">8</w:t>
       </w:r>
     </w:p>
     <w:p>
@@ -1813,7 +1813,7 @@
           <w:b w:val="false"/>
           <w:bCs w:val="false"/>
         </w:rPr>
-        <w:t xml:space="preserve">8</w:t>
+        <w:t xml:space="preserve">9</w:t>
       </w:r>
     </w:p>
     <w:p>
@@ -1952,7 +1952,16 @@
         <w:jc w:val="both"/>
       </w:pPr>
       <w:r>
-        <w:t xml:space="preserve">Antonio, de Almeida ve Nunes (2019) tarafından yayımlanan ve bu çalışmada da kullanılan veri seti, iki otele ait 119.390 rezervasyon kaydını içermektedir. Bu kayıtların %37,04’ünün iptal edilmiş olması, problemin istisnai bir durum değil, sektörün yapısal bir sorunu olduğunu göstermektedir. Üç rezervasyondan birinden fazlasının gerçekleşmediği bir ortamda, hangi rezervasyonun gerçekleşeceğini önceden bilmek doğrudan ekonomik değer taşımaktadır.</w:t>
+        <w:t xml:space="preserve">Antonio, de Almeida ve Nunes (2019b) tarafından yayımlanan ve bu çalışmada da kullanılan veri seti, iki otele ait 119.390 rezervasyon kaydını içermektedir. Bu kayıtların %37,04’ünün iptal edilmiş olması, problemin istisnai bir durum değil, sektörün yapısal bir sorunu olduğunu göstermektedir. Üç rezervasyondan birinden fazlasının gerçekleşmediği bir ortamda, hangi rezervasyonun gerçekleşeceğini önceden bilmek doğrudan ekonomik değer taşımaktadır.</w:t>
+      </w:r>
+    </w:p>
+    <w:p>
+      <w:pPr>
+        <w:spacing w:after="0" w:before="0" w:line="360" w:lineRule="auto"/>
+        <w:jc w:val="both"/>
+      </w:pPr>
+      <w:r>
+        <w:t xml:space="preserve">Rezervasyon iptalinin makine öğrenmesi ile tahmini, literatürde çalışılmış bir problemdir. Antonio, de Almeida ve Nunes (2017a), dört tatil köyüne ait verilerle kurdukları sınıflandırma modellerinde %90’ın üzerinde doğruluk elde etmiş ve bu sonucun, iptal tahmininin yüksek doğrulukla yapılamayacağı yönündeki önceki varsayımla çeliştiğini belirtmişlerdir. Aynı araştırmacılar (2017b) geliştirdikleri modeli bir otelin yönetim sistemine bağlayarak her gün yeniden eğitilen bir prototipe dönüştürmüş; 2019 yılındaki çalışmalarında ise (2019a) bu prototipi iki otelde gerçek işletme ortamında denemişlerdir. Söz konusu denemede, iptal olasılığı yüksek olarak işaretlenen ve otel tarafından iletişime geçilen rezervasyonların, iletişime geçilmeyenlere kıyasla daha az iptal edildiği gözlenmiştir. Bu bulgu, iptal tahmininin yalnızca bir ölçüm aracı olmadığını, alınan aksiyonla birlikte iptal oranını fiilen düşürebildiğini göstermesi bakımından önemlidir.</w:t>
       </w:r>
     </w:p>
     <w:p>
@@ -2166,7 +2175,7 @@
         <w:jc w:val="both"/>
       </w:pPr>
       <w:r>
-        <w:t xml:space="preserve">Otellerin iptal riskini yönetmek için hâlihazırda başvurduğu yöntemler üç başlıkta toplanabilir. Bu yöntemlerin her biri belirli bir fayda sağlamakla birlikte, ortak bir zaafa sahiptir: hiçbiri rezervasyonu müşteri düzeyinde değerlendirmemektedir.</w:t>
+        <w:t xml:space="preserve">Otellerin iptal riskini yönetmek için hâlihazırda başvurduğu yöntemler üç başlıkta toplanabilir. Antonio, de Almeida ve Nunes (2017a) de otellerin belirsizliğe karşı ağırlıklı olarak katı iptal politikaları ve aşırı rezervasyon uygulamalarına başvurduğunu, bu önlemlerin ise otelin hem gelirini hem itibarını olumsuz etkileyebildiğini belirtmektedir. Aşağıda ele alınan yöntemlerin her biri belirli bir fayda sağlamakla birlikte ortak bir zaafa sahiptir: hiçbiri rezervasyonu müşteri düzeyinde değerlendirmemektedir.</w:t>
       </w:r>
     </w:p>
     <w:p>
@@ -2486,16 +2495,16 @@
         <w:jc w:val="both"/>
       </w:pPr>
       <w:r>
-        <w:t xml:space="preserve">Çalışmada kullanılan veri seti, Kaggle veri bilimi platformunda “Hotel Booking Demand” adıyla yayımlanan açık erişimli veri setidir (Mostipak, 2020). Veri setinin özgün kaynağı, Antonio, de Almeida ve Nunes (2019) tarafından Data in Brief dergisinde yayımlanan çalışmadır. Veriler Portekiz’de bulunan bir şehir oteli ile bir tatil köyüne ait gerçek rezervasyon kayıtlarından oluşmaktadır ve 2015-2017 yıllarını kapsamaktadır.</w:t>
-      </w:r>
-    </w:p>
-    <w:p>
-      <w:pPr>
-        <w:spacing w:after="0" w:before="0" w:line="360" w:lineRule="auto"/>
-        <w:jc w:val="both"/>
-      </w:pPr>
-      <w:r>
-        <w:t xml:space="preserve">Veri seti tabüler türdedir ve virgülle ayrılmış değer (CSV) biçiminde saklanmaktadır. Veri setinin genel özellikleri Tablo-1’de verilmiştir.</w:t>
+        <w:t xml:space="preserve">Çalışmada kullanılan veri seti, Kaggle veri bilimi platformunda “Hotel Booking Demand” adıyla yayımlanan açık erişimli veri setidir (Mostipak, 2020). Veri setinin özgün kaynağı, Antonio, de Almeida ve Nunes (2019b) tarafından Data in Brief dergisinde yayımlanan çalışmadır. Veriler Portekiz’de bulunan bir şehir oteli ile bir tatil köyüne ait gerçek rezervasyon kayıtlarından oluşmaktadır ve 2015-2017 yıllarını kapsamaktadır.</w:t>
+      </w:r>
+    </w:p>
+    <w:p>
+      <w:pPr>
+        <w:spacing w:after="0" w:before="0" w:line="360" w:lineRule="auto"/>
+        <w:jc w:val="both"/>
+      </w:pPr>
+      <w:r>
+        <w:t xml:space="preserve">Veri seti tabüler türdedir ve virgülle ayrılmış değer (CSV) biçiminde saklanmaktadır. Veri seti üzerindeki tüm inceleme ve ön işleme adımları, Google Colab ortamında pandas kütüphanesi (McKinney, 2010) kullanılarak gerçekleştirilmiştir. Veri setinin genel özellikleri Tablo-1’de verilmiştir.</w:t>
       </w:r>
     </w:p>
     <w:p>
@@ -4340,7 +4349,7 @@
         <w:jc w:val="both"/>
       </w:pPr>
       <w:r>
-        <w:t xml:space="preserve">Veri setinin yapısı ve sınıf dağılımları, Google Colab ortamında Matplotlib ve Seaborn kütüphaneleri kullanılarak beş farklı grafikle incelenmiştir. Eksik veri dağılımını gösteren Grafik-1 bölüm 2.2’de sunulmuştur. Bu bölümde kalan dört grafik ele alınmaktadır.</w:t>
+        <w:t xml:space="preserve">Veri setinin yapısı ve sınıf dağılımları, Google Colab ortamında Matplotlib (Hunter, 2007) ve Seaborn (Waskom, 2021) kütüphaneleri kullanılarak beş farklı grafikle incelenmiştir. Eksik veri dağılımını gösteren Grafik-1 bölüm 2.2’de sunulmuştur. Bu bölümde kalan dört grafik ele alınmaktadır.</w:t>
       </w:r>
     </w:p>
     <w:p>
@@ -5268,7 +5277,7 @@
         <w:jc w:val="both"/>
       </w:pPr>
       <w:r>
-        <w:t xml:space="preserve">Antonio, N., de Almeida, A. ve Nunes, L. (2019). Hotel booking demand datasets. Data in Brief, 22, 41-49. doi:10.1016/j.dib.2018.11.126</w:t>
+        <w:t xml:space="preserve">Antonio, N., de Almeida, A. ve Nunes, L. (2017a). Predicting hotel booking cancellations to decrease uncertainty and increase revenue. Tourism &amp; Management Studies, 13(2), 25-39. doi:10.18089/tms.2017.13203</w:t>
       </w:r>
     </w:p>
     <w:p>
@@ -5278,7 +5287,7 @@
         <w:jc w:val="both"/>
       </w:pPr>
       <w:r>
-        <w:t xml:space="preserve">Mostipak, J. (2020). Hotel booking demand [Veri seti]. Erişim tarihi: 9 Ekim 2026, https://www.kaggle.com/datasets/jessemostipak/hotel-booking-demand</w:t>
+        <w:t xml:space="preserve">Antonio, N., de Almeida, A. ve Nunes, L. (2017b). Predicting hotel bookings cancellation with a machine learning classification model. 16th IEEE International Conference on Machine Learning and Applications (ICMLA) bildiriler kitabı içinde (ss. 1049-1054). Cancun: IEEE. doi:10.1109/ICMLA.2017.00-11</w:t>
       </w:r>
     </w:p>
     <w:p>
@@ -5288,7 +5297,7 @@
         <w:jc w:val="both"/>
       </w:pPr>
       <w:r>
-        <w:t xml:space="preserve">Hunter, J.D. (2007). Matplotlib: A 2D graphics environment. Computing in Science &amp; Engineering, 9(3), 90-95. doi:10.1109/MCSE.2007.55</w:t>
+        <w:t xml:space="preserve">Antonio, N., de Almeida, A. ve Nunes, L. (2019a). An automated machine learning based decision support system to predict hotel booking cancellations. Data Science Journal, 18(1), 32. doi:10.5334/dsj-2019-032</w:t>
       </w:r>
     </w:p>
     <w:p>
@@ -5298,7 +5307,7 @@
         <w:jc w:val="both"/>
       </w:pPr>
       <w:r>
-        <w:t xml:space="preserve">Waskom, M.L. (2021). Seaborn: Statistical data visualization. Journal of Open Source Software, 6(60), 3021. doi:10.21105/joss.03021</w:t>
+        <w:t xml:space="preserve">Antonio, N., de Almeida, A. ve Nunes, L. (2019b). Hotel booking demand datasets. Data in Brief, 22, 41-49. doi:10.1016/j.dib.2018.11.126</w:t>
       </w:r>
     </w:p>
     <w:p>
@@ -5308,7 +5317,37 @@
         <w:jc w:val="both"/>
       </w:pPr>
       <w:r>
+        <w:t xml:space="preserve">Hunter, J.D. (2007). Matplotlib: A 2D graphics environment. Computing in Science &amp; Engineering, 9(3), 90-95. doi:10.1109/MCSE.2007.55</w:t>
+      </w:r>
+    </w:p>
+    <w:p>
+      <w:pPr>
+        <w:spacing w:after="180" w:before="0" w:line="240" w:lineRule="auto"/>
+        <w:ind w:hanging="567"/>
+        <w:jc w:val="both"/>
+      </w:pPr>
+      <w:r>
         <w:t xml:space="preserve">McKinney, W. (2010). Data structures for statistical computing in Python. S. van der Walt ve J. Millman (Ed.), 9th Python in Science Conference bildiriler kitabı içinde (ss. 56-61). doi:10.25080/Majora-92bf1922-00a</w:t>
+      </w:r>
+    </w:p>
+    <w:p>
+      <w:pPr>
+        <w:spacing w:after="180" w:before="0" w:line="240" w:lineRule="auto"/>
+        <w:ind w:hanging="567"/>
+        <w:jc w:val="both"/>
+      </w:pPr>
+      <w:r>
+        <w:t xml:space="preserve">Mostipak, J. (2020). Hotel booking demand [Veri seti]. Erişim tarihi: 9 Ekim 2026, https://www.kaggle.com/datasets/jessemostipak/hotel-booking-demand</w:t>
+      </w:r>
+    </w:p>
+    <w:p>
+      <w:pPr>
+        <w:spacing w:after="180" w:before="0" w:line="240" w:lineRule="auto"/>
+        <w:ind w:hanging="567"/>
+        <w:jc w:val="both"/>
+      </w:pPr>
+      <w:r>
+        <w:t xml:space="preserve">Waskom, M.L. (2021). Seaborn: Statistical data visualization. Journal of Open Source Software, 6(60), 3021. doi:10.21105/joss.03021</w:t>
       </w:r>
     </w:p>
     <w:sectPr>

--- a/teslim/250184009_Hasan_Inciler_Rapor.docx
+++ b/teslim/250184009_Hasan_Inciler_Rapor.docx
@@ -427,7 +427,7 @@
         <w:tab/>
       </w:r>
       <w:r>
-        <w:t xml:space="preserve">: 25</w:t>
+        <w:t xml:space="preserve">: 26</w:t>
       </w:r>
     </w:p>
     <w:p>
@@ -1380,7 +1380,7 @@
           <w:b/>
           <w:bCs/>
         </w:rPr>
-        <w:t xml:space="preserve">14</w:t>
+        <w:t xml:space="preserve">15</w:t>
       </w:r>
     </w:p>
     <w:p>
@@ -1410,7 +1410,7 @@
           <w:b w:val="false"/>
           <w:bCs w:val="false"/>
         </w:rPr>
-        <w:t xml:space="preserve">14</w:t>
+        <w:t xml:space="preserve">15</w:t>
       </w:r>
     </w:p>
     <w:p>
@@ -1440,7 +1440,7 @@
           <w:b w:val="false"/>
           <w:bCs w:val="false"/>
         </w:rPr>
-        <w:t xml:space="preserve">15</w:t>
+        <w:t xml:space="preserve">16</w:t>
       </w:r>
     </w:p>
     <w:p>
@@ -1478,7 +1478,7 @@
           <w:b w:val="false"/>
           <w:bCs w:val="false"/>
         </w:rPr>
-        <w:t xml:space="preserve">16</w:t>
+        <w:t xml:space="preserve">17</w:t>
       </w:r>
     </w:p>
     <w:p>
@@ -1508,7 +1508,7 @@
           <w:b w:val="false"/>
           <w:bCs w:val="false"/>
         </w:rPr>
-        <w:t xml:space="preserve">17</w:t>
+        <w:t xml:space="preserve">18</w:t>
       </w:r>
     </w:p>
     <w:p>
@@ -1595,7 +1595,7 @@
           <w:b w:val="false"/>
           <w:bCs w:val="false"/>
         </w:rPr>
-        <w:t xml:space="preserve">10</w:t>
+        <w:t xml:space="preserve">11</w:t>
       </w:r>
     </w:p>
     <w:p>
@@ -1671,7 +1671,7 @@
           <w:b w:val="false"/>
           <w:bCs w:val="false"/>
         </w:rPr>
-        <w:t xml:space="preserve">Grafik-5. Sayısal Öznitelikler Arası Korelasyon Isı Haritası</w:t>
+        <w:t xml:space="preserve">Grafik-5. Bekleme Süresi ve Günlük Oda Fiyatı İlişkisi</w:t>
       </w:r>
       <w:r>
         <w:rPr>
@@ -3134,7 +3134,7 @@
       <w:r>
         <w:drawing>
           <wp:inline distT="0" distB="0" distL="0" distR="0">
-            <wp:extent cx="3914775" cy="1695450"/>
+            <wp:extent cx="3914775" cy="1876425"/>
             <wp:effectExtent t="0" r="0" b="0" l="0"/>
             <wp:docPr id="1" name="" descr="" title=""/>
             <wp:cNvGraphicFramePr>
@@ -3159,7 +3159,7 @@
                   <pic:spPr bwMode="auto">
                     <a:xfrm>
                       <a:off x="0" y="0"/>
-                      <a:ext cx="3914775" cy="1695450"/>
+                      <a:ext cx="3914775" cy="1876425"/>
                     </a:xfrm>
                     <a:prstGeom prst="rect">
                       <a:avLst/>
@@ -4349,7 +4349,7 @@
         <w:jc w:val="both"/>
       </w:pPr>
       <w:r>
-        <w:t xml:space="preserve">Veri setinin yapısı ve sınıf dağılımları, Google Colab ortamında Matplotlib (Hunter, 2007) ve Seaborn (Waskom, 2021) kütüphaneleri kullanılarak beş farklı grafikle incelenmiştir. Eksik veri dağılımını gösteren Grafik-1 bölüm 2.2’de sunulmuştur. Bu bölümde kalan dört grafik ele alınmaktadır.</w:t>
+        <w:t xml:space="preserve">Veri setinin yapısı ve sınıf dağılımları, Google Colab ortamında Matplotlib (Hunter, 2007) kütüphanesi kullanılarak beş grafikle incelenmiştir. Grafik türleri hedeflenen soruya göre seçilmiştir: kategorileri karşılaştırmak için çubuk, bir sayısal değişkenin dağılımını görmek için histogram, iki sayısal değişken arasındaki ilişkiyi incelemek için saçılım grafiği kullanılmıştır. Eksik veri dağılımını gösteren Grafik-1 bölüm 2.2’de sunulmuştur. Bu bölümde kalan dört grafik ele alınmaktadır.</w:t>
       </w:r>
     </w:p>
     <w:p>
@@ -4372,7 +4372,7 @@
         <w:jc w:val="both"/>
       </w:pPr>
       <w:r>
-        <w:t xml:space="preserve">Modelin tahmin etmeye çalışacağı hedef değişkenin sınıfları arasındaki dengenin incelenmesi, model seçimi ve değerlendirme ölçütünün belirlenmesi açısından belirleyicidir. Sınıf dağılımı Grafik-2’de hem adet hem oran olarak verilmiştir.</w:t>
+        <w:t xml:space="preserve">Modelin tahmin etmeye çalışacağı hedef değişkenin sınıfları arasındaki dengenin incelenmesi, model seçimi ve değerlendirme ölçütünün belirlenmesi açısından belirleyicidir. Sınıf dağılımı Grafik-2’de verilmiştir.</w:t>
       </w:r>
     </w:p>
     <w:p>
@@ -4385,7 +4385,7 @@
       <w:r>
         <w:drawing>
           <wp:inline distT="0" distB="0" distL="0" distR="0">
-            <wp:extent cx="3914775" cy="1457325"/>
+            <wp:extent cx="3914775" cy="2409825"/>
             <wp:effectExtent t="0" r="0" b="0" l="0"/>
             <wp:docPr id="1" name="" descr="" title=""/>
             <wp:cNvGraphicFramePr>
@@ -4410,7 +4410,7 @@
                   <pic:spPr bwMode="auto">
                     <a:xfrm>
                       <a:off x="0" y="0"/>
-                      <a:ext cx="3914775" cy="1457325"/>
+                      <a:ext cx="3914775" cy="2409825"/>
                     </a:xfrm>
                     <a:prstGeom prst="rect">
                       <a:avLst/>
@@ -4490,7 +4490,7 @@
       <w:r>
         <w:drawing>
           <wp:inline distT="0" distB="0" distL="0" distR="0">
-            <wp:extent cx="3914775" cy="1924050"/>
+            <wp:extent cx="3914775" cy="2038350"/>
             <wp:effectExtent t="0" r="0" b="0" l="0"/>
             <wp:docPr id="1" name="" descr="" title=""/>
             <wp:cNvGraphicFramePr>
@@ -4515,7 +4515,7 @@
                   <pic:spPr bwMode="auto">
                     <a:xfrm>
                       <a:off x="0" y="0"/>
-                      <a:ext cx="3914775" cy="1924050"/>
+                      <a:ext cx="3914775" cy="2038350"/>
                     </a:xfrm>
                     <a:prstGeom prst="rect">
                       <a:avLst/>
@@ -4595,7 +4595,7 @@
       <w:r>
         <w:drawing>
           <wp:inline distT="0" distB="0" distL="0" distR="0">
-            <wp:extent cx="3914775" cy="1819275"/>
+            <wp:extent cx="3914775" cy="1952625"/>
             <wp:effectExtent t="0" r="0" b="0" l="0"/>
             <wp:docPr id="1" name="" descr="" title=""/>
             <wp:cNvGraphicFramePr>
@@ -4620,7 +4620,7 @@
                   <pic:spPr bwMode="auto">
                     <a:xfrm>
                       <a:off x="0" y="0"/>
-                      <a:ext cx="3914775" cy="1819275"/>
+                      <a:ext cx="3914775" cy="1952625"/>
                     </a:xfrm>
                     <a:prstGeom prst="rect">
                       <a:avLst/>
@@ -4655,7 +4655,16 @@
         <w:jc w:val="both"/>
       </w:pPr>
       <w:r>
-        <w:t xml:space="preserve">Grafik-4, iptal oranının pazar segmentine göre güçlü biçimde değiştiğini göstermektedir. Grup rezervasyonlarında (Groups) iptal oranı %61,1’e kadar çıkmaktadır; grup rezervasyonlarının genellikle tur operatörleri tarafından ön tedbir amaçlı yapıldığı ve sonradan kolayca iptal edilebildiği düşünüldüğünde bu beklenen bir sonuçtur. Çevrimiçi seyahat acentesi segmenti (Online TA) %36,7 ile genel ortalamaya yakın olmakla birlikte, 56.477 rezervasyonla veri setindeki en büyük segment olduğu için modelin genel başarısında belirleyici olacaktır. Doğrudan rezervasyon (Direct) ve ücretsiz konaklama (Complementary) segmentlerinde ise iptal oranı %15’in altında kalmaktadır.</w:t>
+        <w:t xml:space="preserve">Grafiğin en üstündeki Undefined segmenti %100 iptal oranıyla göze çarpmaktadır; ancak bu segmentte yalnızca iki rezervasyon bulunmaktadır. Bu kadar az örnekten güvenilir bir sonuç çıkarılamayacağı için söz konusu segment değerlendirmeye alınmamıştır. Bu durum aynı zamanda bir uyarı niteliğindedir: oran grafiklerinde yüzdeye bakmadan önce ilgili kategoride kaç örnek bulunduğu incelenmelidir.</w:t>
+      </w:r>
+    </w:p>
+    <w:p>
+      <w:pPr>
+        <w:spacing w:after="0" w:before="0" w:line="360" w:lineRule="auto"/>
+        <w:jc w:val="both"/>
+      </w:pPr>
+      <w:r>
+        <w:t xml:space="preserve">Anlamlı büyüklükteki segmentler incelendiğinde Grafik-4, iptal oranının pazar segmentine göre güçlü biçimde değiştiğini göstermektedir. Grup rezervasyonlarında (Groups) iptal oranı %61,1’dir; grup rezervasyonlarının genellikle tur operatörleri tarafından ön tedbir amaçlı yapıldığı ve sonradan kolayca iptal edilebildiği düşünüldüğünde bu beklenen bir sonuçtur. Çevrimiçi seyahat acentesi segmenti (Online TA) %36,7 ile genel ortalamaya yakın olmakla birlikte, 56.477 rezervasyonla veri setindeki en büyük segment olduğu için modelin genel başarısında belirleyici olacaktır. Doğrudan rezervasyon (Direct) ve ücretsiz konaklama (Complementary) segmentlerinde ise iptal oranı %15’in altında kalmaktadır.</w:t>
       </w:r>
     </w:p>
     <w:p>
@@ -4678,16 +4687,16 @@
           <w:b/>
           <w:bCs/>
         </w:rPr>
-        <w:t xml:space="preserve">2.5.4. Sayısal Öznitelikler Arası Korelasyon</w:t>
-      </w:r>
-    </w:p>
-    <w:p>
-      <w:pPr>
-        <w:spacing w:after="0" w:before="0" w:line="360" w:lineRule="auto"/>
-        <w:jc w:val="both"/>
-      </w:pPr>
-      <w:r>
-        <w:t xml:space="preserve">Öznitelikler arasındaki doğrusal ilişkiler ve her birinin hedef değişkenle korelasyonu Grafik-5’teki ısı haritasıyla incelenmiştir.</w:t>
+        <w:t xml:space="preserve">2.5.4. Bekleme Süresi ve Günlük Oda Fiyatı İlişkisi</w:t>
+      </w:r>
+    </w:p>
+    <w:p>
+      <w:pPr>
+        <w:spacing w:after="0" w:before="0" w:line="360" w:lineRule="auto"/>
+        <w:jc w:val="both"/>
+      </w:pPr>
+      <w:r>
+        <w:t xml:space="preserve">Son olarak iki sayısal değişken arasındaki ilişki saçılım grafiğiyle incelenmiştir: bekleme süresi (lead_time) ve günlük ortalama oda fiyatı (adr). Grafikte her rezervasyon bir nokta olarak gösterilmekte, iptal edilen ve edilmeyen rezervasyonlar farklı renklerle ayrılmaktadır. Veri setindeki 119.390 noktanın tamamının çizilmesi grafiği okunamaz hale getirdiğinden, rastgele seçilmiş 1.000 rezervasyonluk bir örneklem kullanılmıştır.</w:t>
       </w:r>
     </w:p>
     <w:p>
@@ -4700,7 +4709,7 @@
       <w:r>
         <w:drawing>
           <wp:inline distT="0" distB="0" distL="0" distR="0">
-            <wp:extent cx="3914775" cy="3333750"/>
+            <wp:extent cx="3914775" cy="2486025"/>
             <wp:effectExtent t="0" r="0" b="0" l="0"/>
             <wp:docPr id="1" name="" descr="" title=""/>
             <wp:cNvGraphicFramePr>
@@ -4725,7 +4734,7 @@
                   <pic:spPr bwMode="auto">
                     <a:xfrm>
                       <a:off x="0" y="0"/>
-                      <a:ext cx="3914775" cy="3333750"/>
+                      <a:ext cx="3914775" cy="2486025"/>
                     </a:xfrm>
                     <a:prstGeom prst="rect">
                       <a:avLst/>
@@ -4751,34 +4760,43 @@
         <w:t xml:space="preserve">Grafik-5</w:t>
       </w:r>
       <w:r>
-        <w:t xml:space="preserve">. Sayısal Öznitelikler Arası Korelasyon Isı Haritası</w:t>
-      </w:r>
-    </w:p>
-    <w:p>
-      <w:pPr>
-        <w:spacing w:after="0" w:before="0" w:line="360" w:lineRule="auto"/>
-        <w:jc w:val="both"/>
-      </w:pPr>
-      <w:r>
-        <w:t xml:space="preserve">Grafik-5’ten üç sonuç çıkarılmaktadır. Birincisi, hedef değişkenle en güçlü ilişkiye sahip öznitelik lead_time’dır (+0,29); bu, Grafik-3’teki bulgunun sayısal doğrulamasıdır. Özel talep sayısı (-0,23) ve ayrılan otopark yeri sayısı (-0,20) ise negatif yönde ilişkilidir. Bu sonuç anlamlıdır: özel talepte bulunan veya otopark yeri ayırtan bir müşteri, konaklamasını somutlaştırmış, dolayısıyla kararlılığı yüksek bir müşteridir.</w:t>
-      </w:r>
-    </w:p>
-    <w:p>
-      <w:pPr>
-        <w:spacing w:after="0" w:before="0" w:line="360" w:lineRule="auto"/>
-        <w:jc w:val="both"/>
-      </w:pPr>
-      <w:r>
-        <w:t xml:space="preserve">İkincisi, öznitelikler arası çoklu doğrusal bağlantı (multicollinearity) düşüktür. Tekrar gelen müşteri bilgisi ile daha önce iptal edilmemiş rezervasyon sayısı arasındaki +0,42 değeri dışında öznitelikler arasında güçlü bir korelasyon görülmemektedir. Bu, özniteliklerin büyük ölçüde bağımsız bilgi taşıdığı ve olduğu gibi kullanılabileceği anlamına gelir.</w:t>
-      </w:r>
-    </w:p>
-    <w:p>
-      <w:pPr>
-        <w:spacing w:after="0" w:before="0" w:line="360" w:lineRule="auto"/>
-        <w:jc w:val="both"/>
-      </w:pPr>
-      <w:r>
-        <w:t xml:space="preserve">Üçüncüsü ve model seçimi açısından en önemlisi, hiçbir tek özniteliğin hedef değişkenle 0,30’un üzerinde korelasyona sahip olmamasıdır. Bu durum, iptal davranışının tek bir değişkenle açıklanamayacağını, öznitelikler arasındaki etkileşimlerden kaynaklandığını göstermektedir. Dolayısıyla ikinci aşamada yalnızca Lojistik Regresyon gibi doğrusal bir modelle yetinilmemeli; ağaç tabanlı ve doğrusal olmayan modeller de denenmelidir. Korelasyon matrisi, bu model seçimi kararının gerekçesini oluşturmaktadır.</w:t>
+        <w:t xml:space="preserve">. Bekleme Süresi ve Günlük Oda Fiyatı İlişkisi</w:t>
+      </w:r>
+    </w:p>
+    <w:p>
+      <w:pPr>
+        <w:spacing w:after="0" w:before="0" w:line="360" w:lineRule="auto"/>
+        <w:jc w:val="both"/>
+      </w:pPr>
+      <w:r>
+        <w:t xml:space="preserve">Grafik-5 incelendiğinde iki sınıfın noktalarının büyük ölçüde iç içe geçtiği görülmektedir. Grafiğin sağ tarafında, yani bekleme süresinin uzun olduğu bölgede, iptal edilen rezervasyonların yoğunluğu artmaktadır; bu, Grafik-3’teki bulgunun farklı bir gösterimle doğrulanmasıdır. Buna karşılık günlük oda fiyatı ekseninde iki sınıf arasında belirgin bir ayrışma gözlenmemektedir.</w:t>
+      </w:r>
+    </w:p>
+    <w:p>
+      <w:pPr>
+        <w:spacing w:after="0" w:before="0" w:line="360" w:lineRule="auto"/>
+        <w:jc w:val="both"/>
+      </w:pPr>
+      <w:r>
+        <w:t xml:space="preserve">Grafiğin en önemli çıkarımı şudur: bu iki öznitelik üzerine çizilebilecek tek bir düz çizgi iki sınıfı birbirinden ayıramamaktadır. Sınıfları ayıran sınır doğrusal değildir.</w:t>
+      </w:r>
+    </w:p>
+    <w:p>
+      <w:pPr>
+        <w:spacing w:after="0" w:before="0" w:line="360" w:lineRule="auto"/>
+        <w:jc w:val="both"/>
+      </w:pPr>
+      <w:r>
+        <w:t xml:space="preserve">Bu gözlem sayısal olarak da doğrulanmıştır. Sayısal özniteliklerin hedef değişkenle korelasyonları hesaplandığında en güçlü ilişkiye sahip öznitelik lead_time’dır (+0,29). Onu özel talep sayısı (-0,23) ve ayrılan otopark yeri sayısı (-0,20) izlemektedir. Negatif yöndeki bu ilişkiler anlamlıdır: özel talepte bulunan veya otopark yeri ayırtan bir müşteri, konaklamasını zihninde somutlaştırmış, dolayısıyla kararlılığı yüksek bir müşteridir.</w:t>
+      </w:r>
+    </w:p>
+    <w:p>
+      <w:pPr>
+        <w:spacing w:after="0" w:before="0" w:line="360" w:lineRule="auto"/>
+        <w:jc w:val="both"/>
+      </w:pPr>
+      <w:r>
+        <w:t xml:space="preserve">Hiçbir tek özniteliğin hedef değişkenle 0,30’un üzerinde korelasyona sahip olmaması, iptal davranışının tek bir değişkenle açıklanamayacağını, öznitelikler arasındaki etkileşimlerden kaynaklandığını göstermektedir. Dolayısıyla ikinci aşamada yalnızca Lojistik Regresyon gibi doğrusal bir modelle yetinilmemeli; Rastgele Orman ve XGBoost gibi ağaç tabanlı, doğrusal olmayan modeller de denenmelidir. Grafik-5 ve ona eşlik eden korelasyon değerleri, bu model seçimi kararının gerekçesini oluşturmaktadır.</w:t>
       </w:r>
     </w:p>
     <w:p>
@@ -5338,16 +5356,6 @@
       </w:pPr>
       <w:r>
         <w:t xml:space="preserve">Mostipak, J. (2020). Hotel booking demand [Veri seti]. Erişim tarihi: 9 Ekim 2026, https://www.kaggle.com/datasets/jessemostipak/hotel-booking-demand</w:t>
-      </w:r>
-    </w:p>
-    <w:p>
-      <w:pPr>
-        <w:spacing w:after="180" w:before="0" w:line="240" w:lineRule="auto"/>
-        <w:ind w:hanging="567"/>
-        <w:jc w:val="both"/>
-      </w:pPr>
-      <w:r>
-        <w:t xml:space="preserve">Waskom, M.L. (2021). Seaborn: Statistical data visualization. Journal of Open Source Software, 6(60), 3021. doi:10.21105/joss.03021</w:t>
       </w:r>
     </w:p>
     <w:sectPr>

--- a/teslim/250184009_Hasan_Inciler_Rapor.docx
+++ b/teslim/250184009_Hasan_Inciler_Rapor.docx
@@ -300,6 +300,7 @@
           <w:tab w:val="left" w:pos="4000"/>
         </w:tabs>
         <w:spacing w:after="0" w:before="0" w:line="360" w:lineRule="auto"/>
+        <w:ind w:left="4000" w:hanging="4000"/>
       </w:pPr>
       <w:r>
         <w:t xml:space="preserve">YAZAR ADI SOYADI</w:t>
@@ -317,6 +318,7 @@
           <w:tab w:val="left" w:pos="4000"/>
         </w:tabs>
         <w:spacing w:after="0" w:before="0" w:line="360" w:lineRule="auto"/>
+        <w:ind w:left="4000" w:hanging="4000"/>
       </w:pPr>
       <w:r>
         <w:t xml:space="preserve">ÖDEVİN DİLİ</w:t>
@@ -334,6 +336,7 @@
           <w:tab w:val="left" w:pos="4000"/>
         </w:tabs>
         <w:spacing w:after="0" w:before="0" w:line="360" w:lineRule="auto"/>
+        <w:ind w:left="4000" w:hanging="4000"/>
       </w:pPr>
       <w:r>
         <w:t xml:space="preserve">ÖDEVİN ADI</w:t>
@@ -351,6 +354,7 @@
           <w:tab w:val="left" w:pos="4000"/>
         </w:tabs>
         <w:spacing w:after="0" w:before="0" w:line="360" w:lineRule="auto"/>
+        <w:ind w:left="4000" w:hanging="4000"/>
       </w:pPr>
       <w:r>
         <w:t xml:space="preserve">BÖLÜM</w:t>
@@ -368,6 +372,7 @@
           <w:tab w:val="left" w:pos="4000"/>
         </w:tabs>
         <w:spacing w:after="0" w:before="0" w:line="360" w:lineRule="auto"/>
+        <w:ind w:left="4000" w:hanging="4000"/>
       </w:pPr>
       <w:r>
         <w:t xml:space="preserve">PROGRAM</w:t>
@@ -385,6 +390,7 @@
           <w:tab w:val="left" w:pos="4000"/>
         </w:tabs>
         <w:spacing w:after="0" w:before="0" w:line="360" w:lineRule="auto"/>
+        <w:ind w:left="4000" w:hanging="4000"/>
       </w:pPr>
       <w:r>
         <w:t xml:space="preserve">ÖDEVİN TÜRÜ</w:t>
@@ -402,6 +408,7 @@
           <w:tab w:val="left" w:pos="4000"/>
         </w:tabs>
         <w:spacing w:after="0" w:before="0" w:line="360" w:lineRule="auto"/>
+        <w:ind w:left="4000" w:hanging="4000"/>
       </w:pPr>
       <w:r>
         <w:t xml:space="preserve">ÖDEVİN TES. TARİHİ</w:t>
@@ -410,7 +417,7 @@
         <w:tab/>
       </w:r>
       <w:r>
-        <w:t xml:space="preserve">: …… / …… / 2026</w:t>
+        <w:t xml:space="preserve">: 13 / 10 / 2026</w:t>
       </w:r>
     </w:p>
     <w:p>
@@ -419,6 +426,7 @@
           <w:tab w:val="left" w:pos="4000"/>
         </w:tabs>
         <w:spacing w:after="0" w:before="0" w:line="360" w:lineRule="auto"/>
+        <w:ind w:left="4000" w:hanging="4000"/>
       </w:pPr>
       <w:r>
         <w:t xml:space="preserve">SAYFA SAYISI</w:t>
@@ -436,6 +444,7 @@
           <w:tab w:val="left" w:pos="4000"/>
         </w:tabs>
         <w:spacing w:after="0" w:before="0" w:line="360" w:lineRule="auto"/>
+        <w:ind w:left="4000" w:hanging="4000"/>
       </w:pPr>
       <w:r>
         <w:t xml:space="preserve">ÖDEV DANIŞMANI</w:t>
@@ -520,7 +529,7 @@
         <w:jc w:val="right"/>
       </w:pPr>
       <w:r>
-        <w:t xml:space="preserve">Tarih</w:t>
+        <w:t xml:space="preserve">13/10/2026</w:t>
       </w:r>
     </w:p>
     <w:p>
@@ -534,11 +543,48 @@
     </w:p>
     <w:p>
       <w:pPr>
-        <w:spacing w:after="0" w:before="0" w:line="360" w:lineRule="auto"/>
+        <w:spacing w:after="0" w:before="0" w:line="240" w:lineRule="auto"/>
         <w:jc w:val="right"/>
       </w:pPr>
       <w:r>
-        <w:t xml:space="preserve">İmza</w:t>
+        <w:drawing>
+          <wp:inline distT="0" distB="0" distL="0" distR="0">
+            <wp:extent cx="1285875" cy="571500"/>
+            <wp:effectExtent t="0" r="0" b="0" l="0"/>
+            <wp:docPr id="1" name="" descr="" title=""/>
+            <wp:cNvGraphicFramePr>
+              <a:graphicFrameLocks xmlns:a="http://schemas.openxmlformats.org/drawingml/2006/main" noChangeAspect="1"/>
+            </wp:cNvGraphicFramePr>
+            <a:graphic xmlns:a="http://schemas.openxmlformats.org/drawingml/2006/main">
+              <a:graphicData uri="http://schemas.openxmlformats.org/drawingml/2006/picture">
+                <pic:pic xmlns:pic="http://schemas.openxmlformats.org/drawingml/2006/picture">
+                  <pic:nvPicPr>
+                    <pic:cNvPr id="0" name="" descr=""/>
+                    <pic:cNvPicPr>
+                      <a:picLocks noChangeAspect="1" noChangeArrowheads="1"/>
+                    </pic:cNvPicPr>
+                  </pic:nvPicPr>
+                  <pic:blipFill>
+                    <a:blip r:embed="rId9" cstate="none"/>
+                    <a:srcRect/>
+                    <a:stretch>
+                      <a:fillRect/>
+                    </a:stretch>
+                  </pic:blipFill>
+                  <pic:spPr bwMode="auto">
+                    <a:xfrm>
+                      <a:off x="0" y="0"/>
+                      <a:ext cx="1285875" cy="571500"/>
+                    </a:xfrm>
+                    <a:prstGeom prst="rect">
+                      <a:avLst/>
+                    </a:prstGeom>
+                  </pic:spPr>
+                </pic:pic>
+              </a:graphicData>
+            </a:graphic>
+          </wp:inline>
+        </w:drawing>
       </w:r>
     </w:p>
     <w:p>
@@ -3150,7 +3196,7 @@
                     </pic:cNvPicPr>
                   </pic:nvPicPr>
                   <pic:blipFill>
-                    <a:blip r:embed="rId9" cstate="none"/>
+                    <a:blip r:embed="rId10" cstate="none"/>
                     <a:srcRect/>
                     <a:stretch>
                       <a:fillRect/>
@@ -4401,7 +4447,7 @@
                     </pic:cNvPicPr>
                   </pic:nvPicPr>
                   <pic:blipFill>
-                    <a:blip r:embed="rId10" cstate="none"/>
+                    <a:blip r:embed="rId11" cstate="none"/>
                     <a:srcRect/>
                     <a:stretch>
                       <a:fillRect/>
@@ -4491,111 +4537,6 @@
         <w:drawing>
           <wp:inline distT="0" distB="0" distL="0" distR="0">
             <wp:extent cx="3914775" cy="2038350"/>
-            <wp:effectExtent t="0" r="0" b="0" l="0"/>
-            <wp:docPr id="1" name="" descr="" title=""/>
-            <wp:cNvGraphicFramePr>
-              <a:graphicFrameLocks xmlns:a="http://schemas.openxmlformats.org/drawingml/2006/main" noChangeAspect="1"/>
-            </wp:cNvGraphicFramePr>
-            <a:graphic xmlns:a="http://schemas.openxmlformats.org/drawingml/2006/main">
-              <a:graphicData uri="http://schemas.openxmlformats.org/drawingml/2006/picture">
-                <pic:pic xmlns:pic="http://schemas.openxmlformats.org/drawingml/2006/picture">
-                  <pic:nvPicPr>
-                    <pic:cNvPr id="0" name="" descr=""/>
-                    <pic:cNvPicPr>
-                      <a:picLocks noChangeAspect="1" noChangeArrowheads="1"/>
-                    </pic:cNvPicPr>
-                  </pic:nvPicPr>
-                  <pic:blipFill>
-                    <a:blip r:embed="rId11" cstate="none"/>
-                    <a:srcRect/>
-                    <a:stretch>
-                      <a:fillRect/>
-                    </a:stretch>
-                  </pic:blipFill>
-                  <pic:spPr bwMode="auto">
-                    <a:xfrm>
-                      <a:off x="0" y="0"/>
-                      <a:ext cx="3914775" cy="2038350"/>
-                    </a:xfrm>
-                    <a:prstGeom prst="rect">
-                      <a:avLst/>
-                    </a:prstGeom>
-                  </pic:spPr>
-                </pic:pic>
-              </a:graphicData>
-            </a:graphic>
-          </wp:inline>
-        </w:drawing>
-      </w:r>
-    </w:p>
-    <w:p>
-      <w:pPr>
-        <w:spacing w:after="180" w:before="0" w:line="240" w:lineRule="auto"/>
-        <w:jc w:val="center"/>
-      </w:pPr>
-      <w:r>
-        <w:rPr>
-          <w:b/>
-          <w:bCs/>
-        </w:rPr>
-        <w:t xml:space="preserve">Grafik-3</w:t>
-      </w:r>
-      <w:r>
-        <w:t xml:space="preserve">. Bekleme Süresinin İptal Durumuna Göre Dağılımı</w:t>
-      </w:r>
-    </w:p>
-    <w:p>
-      <w:pPr>
-        <w:spacing w:after="0" w:before="0" w:line="360" w:lineRule="auto"/>
-        <w:jc w:val="both"/>
-      </w:pPr>
-      <w:r>
-        <w:t xml:space="preserve">Grafik-3’te her iki sınıfın dağılımının da sağa çarpık (right-skewed) olduğu, rezervasyonların büyük bölümünün girişten kısa süre önce yapıldığı görülmektedir. Bununla birlikte iki sınıf arasında belirgin bir fark bulunmaktadır: iptal edilmeyen rezervasyonlar 0-50 gün aralığında yoğunlaşırken, bekleme süresi arttıkça iptal edilen rezervasyonların payı yükselmektedir. Ortalama bekleme süresi iptal edilmeyen rezervasyonlarda yaklaşık 80 gün, iptal edilenlerde ise yaklaşık 145 gündür.</w:t>
-      </w:r>
-    </w:p>
-    <w:p>
-      <w:pPr>
-        <w:spacing w:after="0" w:before="0" w:line="360" w:lineRule="auto"/>
-        <w:jc w:val="both"/>
-      </w:pPr>
-      <w:r>
-        <w:t xml:space="preserve">Bu bulgu sezgisel olarak da tutarlıdır: bir müşteri rezervasyonunu ne kadar erken yaparsa, giriş tarihine kadar planlarının değişmesi için o kadar uzun bir süre geçmektedir. Modelleme açısından sonuç, lead_time özniteliğinin iptal tahmininde en güçlü ayırt edici özniteliklerden biri olacağıdır. Ayrıca dağılımın çarpık olması nedeniyle, mesafe tabanlı algoritmaların kullanılması durumunda bu sütuna ölçeklendirme veya logaritmik dönüşüm uygulanması gerekecektir.</w:t>
-      </w:r>
-    </w:p>
-    <w:p>
-      <w:pPr>
-        <w:pStyle w:val="Heading3"/>
-        <w:spacing w:after="0" w:before="180" w:line="360" w:lineRule="auto"/>
-        <w:jc w:val="left"/>
-      </w:pPr>
-      <w:r>
-        <w:rPr>
-          <w:b/>
-          <w:bCs/>
-        </w:rPr>
-        <w:t xml:space="preserve">2.5.3. Pazar Segmentine Göre İptal Oranları</w:t>
-      </w:r>
-    </w:p>
-    <w:p>
-      <w:pPr>
-        <w:spacing w:after="0" w:before="0" w:line="360" w:lineRule="auto"/>
-        <w:jc w:val="both"/>
-      </w:pPr>
-      <w:r>
-        <w:t xml:space="preserve">Kategorik bir özniteliğin hedef değişkenle ilişkisini incelemek, hangi kategorik özniteliklerin modele katkı sağlayacağını belirlemek açısından önemlidir. Pazar segmentine göre iptal oranları Grafik-4’te verilmiştir.</w:t>
-      </w:r>
-    </w:p>
-    <w:p>
-      <w:pPr>
-        <w:keepNext/>
-        <w:keepLines/>
-        <w:spacing w:after="0" w:before="180" w:line="240" w:lineRule="auto"/>
-        <w:jc w:val="center"/>
-      </w:pPr>
-      <w:r>
-        <w:drawing>
-          <wp:inline distT="0" distB="0" distL="0" distR="0">
-            <wp:extent cx="3914775" cy="1952625"/>
             <wp:effectExtent t="0" r="0" b="0" l="0"/>
             <wp:docPr id="1" name="" descr="" title=""/>
             <wp:cNvGraphicFramePr>
@@ -4620,6 +4561,111 @@
                   <pic:spPr bwMode="auto">
                     <a:xfrm>
                       <a:off x="0" y="0"/>
+                      <a:ext cx="3914775" cy="2038350"/>
+                    </a:xfrm>
+                    <a:prstGeom prst="rect">
+                      <a:avLst/>
+                    </a:prstGeom>
+                  </pic:spPr>
+                </pic:pic>
+              </a:graphicData>
+            </a:graphic>
+          </wp:inline>
+        </w:drawing>
+      </w:r>
+    </w:p>
+    <w:p>
+      <w:pPr>
+        <w:spacing w:after="180" w:before="0" w:line="240" w:lineRule="auto"/>
+        <w:jc w:val="center"/>
+      </w:pPr>
+      <w:r>
+        <w:rPr>
+          <w:b/>
+          <w:bCs/>
+        </w:rPr>
+        <w:t xml:space="preserve">Grafik-3</w:t>
+      </w:r>
+      <w:r>
+        <w:t xml:space="preserve">. Bekleme Süresinin İptal Durumuna Göre Dağılımı</w:t>
+      </w:r>
+    </w:p>
+    <w:p>
+      <w:pPr>
+        <w:spacing w:after="0" w:before="0" w:line="360" w:lineRule="auto"/>
+        <w:jc w:val="both"/>
+      </w:pPr>
+      <w:r>
+        <w:t xml:space="preserve">Grafik-3’te her iki sınıfın dağılımının da sağa çarpık (right-skewed) olduğu, rezervasyonların büyük bölümünün girişten kısa süre önce yapıldığı görülmektedir. Bununla birlikte iki sınıf arasında belirgin bir fark bulunmaktadır: iptal edilmeyen rezervasyonlar 0-50 gün aralığında yoğunlaşırken, bekleme süresi arttıkça iptal edilen rezervasyonların payı yükselmektedir. Ortalama bekleme süresi iptal edilmeyen rezervasyonlarda yaklaşık 80 gün, iptal edilenlerde ise yaklaşık 145 gündür.</w:t>
+      </w:r>
+    </w:p>
+    <w:p>
+      <w:pPr>
+        <w:spacing w:after="0" w:before="0" w:line="360" w:lineRule="auto"/>
+        <w:jc w:val="both"/>
+      </w:pPr>
+      <w:r>
+        <w:t xml:space="preserve">Bu bulgu sezgisel olarak da tutarlıdır: bir müşteri rezervasyonunu ne kadar erken yaparsa, giriş tarihine kadar planlarının değişmesi için o kadar uzun bir süre geçmektedir. Modelleme açısından sonuç, lead_time özniteliğinin iptal tahmininde en güçlü ayırt edici özniteliklerden biri olacağıdır. Ayrıca dağılımın çarpık olması nedeniyle, mesafe tabanlı algoritmaların kullanılması durumunda bu sütuna ölçeklendirme veya logaritmik dönüşüm uygulanması gerekecektir.</w:t>
+      </w:r>
+    </w:p>
+    <w:p>
+      <w:pPr>
+        <w:pStyle w:val="Heading3"/>
+        <w:spacing w:after="0" w:before="180" w:line="360" w:lineRule="auto"/>
+        <w:jc w:val="left"/>
+      </w:pPr>
+      <w:r>
+        <w:rPr>
+          <w:b/>
+          <w:bCs/>
+        </w:rPr>
+        <w:t xml:space="preserve">2.5.3. Pazar Segmentine Göre İptal Oranları</w:t>
+      </w:r>
+    </w:p>
+    <w:p>
+      <w:pPr>
+        <w:spacing w:after="0" w:before="0" w:line="360" w:lineRule="auto"/>
+        <w:jc w:val="both"/>
+      </w:pPr>
+      <w:r>
+        <w:t xml:space="preserve">Kategorik bir özniteliğin hedef değişkenle ilişkisini incelemek, hangi kategorik özniteliklerin modele katkı sağlayacağını belirlemek açısından önemlidir. Pazar segmentine göre iptal oranları Grafik-4’te verilmiştir.</w:t>
+      </w:r>
+    </w:p>
+    <w:p>
+      <w:pPr>
+        <w:keepNext/>
+        <w:keepLines/>
+        <w:spacing w:after="0" w:before="180" w:line="240" w:lineRule="auto"/>
+        <w:jc w:val="center"/>
+      </w:pPr>
+      <w:r>
+        <w:drawing>
+          <wp:inline distT="0" distB="0" distL="0" distR="0">
+            <wp:extent cx="3914775" cy="1952625"/>
+            <wp:effectExtent t="0" r="0" b="0" l="0"/>
+            <wp:docPr id="1" name="" descr="" title=""/>
+            <wp:cNvGraphicFramePr>
+              <a:graphicFrameLocks xmlns:a="http://schemas.openxmlformats.org/drawingml/2006/main" noChangeAspect="1"/>
+            </wp:cNvGraphicFramePr>
+            <a:graphic xmlns:a="http://schemas.openxmlformats.org/drawingml/2006/main">
+              <a:graphicData uri="http://schemas.openxmlformats.org/drawingml/2006/picture">
+                <pic:pic xmlns:pic="http://schemas.openxmlformats.org/drawingml/2006/picture">
+                  <pic:nvPicPr>
+                    <pic:cNvPr id="0" name="" descr=""/>
+                    <pic:cNvPicPr>
+                      <a:picLocks noChangeAspect="1" noChangeArrowheads="1"/>
+                    </pic:cNvPicPr>
+                  </pic:nvPicPr>
+                  <pic:blipFill>
+                    <a:blip r:embed="rId13" cstate="none"/>
+                    <a:srcRect/>
+                    <a:stretch>
+                      <a:fillRect/>
+                    </a:stretch>
+                  </pic:blipFill>
+                  <pic:spPr bwMode="auto">
+                    <a:xfrm>
+                      <a:off x="0" y="0"/>
                       <a:ext cx="3914775" cy="1952625"/>
                     </a:xfrm>
                     <a:prstGeom prst="rect">
@@ -4725,7 +4771,7 @@
                     </pic:cNvPicPr>
                   </pic:nvPicPr>
                   <pic:blipFill>
-                    <a:blip r:embed="rId13" cstate="none"/>
+                    <a:blip r:embed="rId14" cstate="none"/>
                     <a:srcRect/>
                     <a:stretch>
                       <a:fillRect/>
